--- a/Documentazione/cockburn/report_issue.docx
+++ b/Documentazione/cockburn/report_issue.docx
@@ -3713,6 +3713,15 @@
         <w:lastRenderedPageBreak/>
         <w:t>Riferimenti UI</w:t>
       </w:r>
+    </w:p>
+    <w:p>
+      <w:pPr>
+        <w:rPr>
+          <w:rFonts w:ascii="Calibri" w:eastAsia="Calibri" w:hAnsi="Calibri" w:cs="Calibri"/>
+          <w:b/>
+          <w:bCs/>
+        </w:rPr>
+      </w:pPr>
     </w:p>
     <w:tbl>
       <w:tblPr>
